--- a/tests/team_self_test/자체평가_테스트보고서/오이소창원_자체평가_테스트보고서(2차)_PC.docx
+++ b/tests/team_self_test/자체평가_테스트보고서/오이소창원_자체평가_테스트보고서(2차)_PC.docx
@@ -2291,6 +2291,7 @@
     </w:rPrDefault>
     <w:pPrDefault>
       <w:pPr>
+        <w:wordWrap w:val="0"/>
         <w:spacing w:after="200" w:line="276" w:lineRule="auto"/>
       </w:pPr>
     </w:pPrDefault>
